--- a/Fase_2/Evidencias_Proyecto/Documentos_Scrum/documento de visión y roles scrum.docx
+++ b/Fase_2/Evidencias_Proyecto/Documentos_Scrum/documento de visión y roles scrum.docx
@@ -718,7 +718,7 @@
     </w:p>
     <w:sdt>
       <w:sdtPr>
-        <w:id w:val="1296537909"/>
+        <w:id w:val="123873486"/>
         <w:docPartObj>
           <w:docPartGallery w:val="Table of Contents"/>
           <w:docPartUnique w:val="1"/>
@@ -1460,6 +1460,7 @@
       <w:tr>
         <w:trPr>
           <w:cantSplit w:val="0"/>
+          <w:trHeight w:val="283.5546875" w:hRule="atLeast"/>
           <w:tblHeader w:val="0"/>
         </w:trPr>
         <w:tc>
@@ -1498,7 +1499,7 @@
                 <w:color w:val="000000"/>
                 <w:rtl w:val="0"/>
               </w:rPr>
-              <w:t xml:space="preserve">“HomeCount_Simulator”</w:t>
+              <w:t xml:space="preserve">HomeCount_Simulator</w:t>
             </w:r>
           </w:p>
         </w:tc>
@@ -1635,6 +1636,12 @@
                 <w:color w:val="000000"/>
               </w:rPr>
             </w:pPr>
+            <w:r>
+              <w:rPr>
+                <w:rtl w:val="0"/>
+              </w:rPr>
+              <w:t xml:space="preserve">Alejandro casellas y Carlos Márquez</w:t>
+            </w:r>
             <w:r>
               <w:rPr>
                 <w:rtl w:val="0"/>
@@ -2273,12 +2280,12 @@
                 <wp:inline distB="0" distT="0" distL="0" distR="0">
                   <wp:extent cx="563439" cy="536924"/>
                   <wp:effectExtent b="0" l="0" r="0" t="0"/>
-                  <wp:docPr id="1035" name="image6.png"/>
+                  <wp:docPr id="1035" name="image1.png"/>
                   <a:graphic>
                     <a:graphicData uri="http://schemas.openxmlformats.org/drawingml/2006/picture">
                       <pic:pic>
                         <pic:nvPicPr>
-                          <pic:cNvPr id="0" name="image6.png"/>
+                          <pic:cNvPr id="0" name="image1.png"/>
                           <pic:cNvPicPr preferRelativeResize="0"/>
                         </pic:nvPicPr>
                         <pic:blipFill>
@@ -2582,12 +2589,12 @@
                 <wp:inline distB="0" distT="0" distL="0" distR="0">
                   <wp:extent cx="933596" cy="522814"/>
                   <wp:effectExtent b="0" l="0" r="0" t="0"/>
-                  <wp:docPr descr="Resultado de imagen para necesidades software" id="1036" name="image5.png"/>
+                  <wp:docPr descr="Resultado de imagen para necesidades software" id="1036" name="image3.png"/>
                   <a:graphic>
                     <a:graphicData uri="http://schemas.openxmlformats.org/drawingml/2006/picture">
                       <pic:pic>
                         <pic:nvPicPr>
-                          <pic:cNvPr descr="Resultado de imagen para necesidades software" id="0" name="image5.png"/>
+                          <pic:cNvPr descr="Resultado de imagen para necesidades software" id="0" name="image3.png"/>
                           <pic:cNvPicPr preferRelativeResize="0"/>
                         </pic:nvPicPr>
                         <pic:blipFill>
@@ -2684,12 +2691,12 @@
                 <wp:inline distB="0" distT="0" distL="0" distR="0">
                   <wp:extent cx="729257" cy="546239"/>
                   <wp:effectExtent b="0" l="0" r="0" t="0"/>
-                  <wp:docPr descr="Resultado de imagen para software" id="1039" name="image3.jpg"/>
+                  <wp:docPr descr="Resultado de imagen para software" id="1039" name="image4.jpg"/>
                   <a:graphic>
                     <a:graphicData uri="http://schemas.openxmlformats.org/drawingml/2006/picture">
                       <pic:pic>
                         <pic:nvPicPr>
-                          <pic:cNvPr descr="Resultado de imagen para software" id="0" name="image3.jpg"/>
+                          <pic:cNvPr descr="Resultado de imagen para software" id="0" name="image4.jpg"/>
                           <pic:cNvPicPr preferRelativeResize="0"/>
                         </pic:nvPicPr>
                         <pic:blipFill>
@@ -2786,12 +2793,12 @@
                 <wp:inline distB="0" distT="0" distL="0" distR="0">
                   <wp:extent cx="902549" cy="453373"/>
                   <wp:effectExtent b="0" l="0" r="0" t="0"/>
-                  <wp:docPr id="1038" name="image4.png"/>
+                  <wp:docPr id="1038" name="image6.png"/>
                   <a:graphic>
                     <a:graphicData uri="http://schemas.openxmlformats.org/drawingml/2006/picture">
                       <pic:pic>
                         <pic:nvPicPr>
-                          <pic:cNvPr id="0" name="image4.png"/>
+                          <pic:cNvPr id="0" name="image6.png"/>
                           <pic:cNvPicPr preferRelativeResize="0"/>
                         </pic:nvPicPr>
                         <pic:blipFill>
@@ -3911,12 +3918,12 @@
           <wp:extent cx="932815" cy="231775"/>
           <wp:effectExtent b="0" l="0" r="0" t="0"/>
           <wp:wrapSquare wrapText="bothSides" distB="0" distT="0" distL="114300" distR="114300"/>
-          <wp:docPr id="1040" name="image1.png"/>
+          <wp:docPr id="1040" name="image5.png"/>
           <a:graphic>
             <a:graphicData uri="http://schemas.openxmlformats.org/drawingml/2006/picture">
               <pic:pic>
                 <pic:nvPicPr>
-                  <pic:cNvPr id="0" name="image1.png"/>
+                  <pic:cNvPr id="0" name="image5.png"/>
                   <pic:cNvPicPr preferRelativeResize="0"/>
                 </pic:nvPicPr>
                 <pic:blipFill>
